--- a/tests/PilotTestPlan.docx
+++ b/tests/PilotTestPlan.docx
@@ -12,7 +12,7 @@
     </w:p>
     <w:p>
       <w:r>
-        <w:t xml:space="preserve">For application version 1.0.20.0, team package refreshed 12 October 2026. This is a plan for the team to run; the supplied results log starts as Not run. It contains 44 scenarios. Prior checks on the development PC are recorded separately in VALIDATION.md; these do not mark the team's log as passed.</w:t>
+        <w:t xml:space="preserve">For application version 1.0.21.0, team package refreshed 15 October 2026. This is a plan for the team to run; the supplied results log starts as Not run. It contains 44 scenarios. Prior checks on the development PC are recorded separately in VALIDATION.md; these do not mark the team's log as passed.</w:t>
       </w:r>
     </w:p>
     <w:p>
